--- a/format/md-8/01_Covering_Letter_Template.docx
+++ b/format/md-8/01_Covering_Letter_Template.docx
@@ -4,401 +4,1246 @@
   <w:body>
     <w:p>
       <w:pPr>
-        <w:keepNext w:val="0"/>
-        <w:keepLines w:val="0"/>
-        <w:spacing w:before="0" w:after="160" w:line="252" w:lineRule="auto"/>
-        <w:jc w:val="right"/>
+        <w:spacing w:after="0" w:line="240" w:lineRule="auto"/>
+        <w:jc w:val="center"/>
       </w:pPr>
       <w:r>
         <w:rPr>
-          <w:rFonts w:ascii="Times New Roman" w:hAnsi="Times New Roman" w:cs="Times New Roman"/>
-          <w:b w:val="0"/>
-          <w:i w:val="0"/>
-          <w:vanish w:val="0"/>
-          <w:color w:val="000000"/>
-          <w:sz w:val="20"/>
+          <w:rFonts w:ascii="Times New Roman" w:hAnsi="Times New Roman" w:eastAsia="Times New Roman"/>
+          <w:b/>
+          <w:sz w:val="24"/>
         </w:rPr>
-        <w:t>Date: {applicationDate}</w:t>
+        <w:t>FORM MD-8</w:t>
       </w:r>
     </w:p>
     <w:p>
       <w:pPr>
-        <w:keepNext/>
-        <w:keepLines w:val="0"/>
-        <w:spacing w:before="0" w:after="0" w:line="240" w:lineRule="auto"/>
+        <w:spacing w:after="40" w:line="240" w:lineRule="auto"/>
+        <w:jc w:val="center"/>
       </w:pPr>
       <w:r>
         <w:rPr>
-          <w:rFonts w:ascii="Times New Roman" w:hAnsi="Times New Roman" w:cs="Times New Roman"/>
+          <w:rFonts w:ascii="Times New Roman" w:hAnsi="Times New Roman" w:eastAsia="Times New Roman"/>
           <w:b w:val="0"/>
-          <w:i w:val="0"/>
-          <w:vanish w:val="0"/>
-          <w:color w:val="000000"/>
           <w:sz w:val="20"/>
         </w:rPr>
-        <w:t>To,</w:t>
+        <w:t>[See sub-rule (1) of rule 21 and sub-rule (2) of rule 21]</w:t>
       </w:r>
     </w:p>
     <w:p>
       <w:pPr>
-        <w:keepNext/>
-        <w:keepLines w:val="0"/>
-        <w:spacing w:before="0" w:after="0" w:line="240" w:lineRule="auto"/>
+        <w:spacing w:after="0" w:line="240" w:lineRule="auto"/>
+        <w:jc w:val="center"/>
       </w:pPr>
       <w:r>
         <w:rPr>
-          <w:rFonts w:ascii="Times New Roman" w:hAnsi="Times New Roman" w:cs="Times New Roman"/>
+          <w:rFonts w:ascii="Times New Roman" w:hAnsi="Times New Roman" w:eastAsia="Times New Roman"/>
           <w:b/>
-          <w:i w:val="0"/>
-          <w:vanish w:val="0"/>
-          <w:color w:val="000000"/>
-          <w:sz w:val="20"/>
+          <w:sz w:val="22"/>
         </w:rPr>
-        <w:t>The State Licensing Authority</w:t>
+        <w:t>APPLICATION FOR GRANT OF LOAN LICENCE TO MANUFACTURE FOR SALE OR FOR DISTRIBUTION OF</w:t>
       </w:r>
     </w:p>
     <w:p>
       <w:pPr>
-        <w:keepNext w:val="0"/>
-        <w:keepLines w:val="0"/>
-        <w:spacing w:before="0" w:after="80" w:line="252" w:lineRule="auto"/>
-      </w:pPr>
-    </w:p>
-    <w:p>
-      <w:pPr>
-        <w:keepNext/>
-        <w:keepLines w:val="0"/>
-        <w:spacing w:before="0" w:after="140" w:line="252" w:lineRule="auto"/>
+        <w:spacing w:after="80" w:line="240" w:lineRule="auto"/>
+        <w:jc w:val="center"/>
       </w:pPr>
       <w:r>
         <w:rPr>
-          <w:rFonts w:ascii="Times New Roman" w:hAnsi="Times New Roman" w:cs="Times New Roman"/>
+          <w:rFonts w:ascii="Times New Roman" w:hAnsi="Times New Roman" w:eastAsia="Times New Roman"/>
           <w:b/>
-          <w:i w:val="0"/>
-          <w:vanish w:val="0"/>
-          <w:color w:val="000000"/>
-          <w:sz w:val="21"/>
+          <w:sz w:val="22"/>
         </w:rPr>
-        <w:t>Subject: Application in Form MD-8 for grant of loan licence to manufacture for sale or distribution of Class C / Class D medical device(s)</w:t>
+        <w:t>CLASS C OR CLASS D</w:t>
       </w:r>
+    </w:p>
+    <w:tbl>
+      <w:tblPr>
+        <w:tblW w:type="auto" w:w="0"/>
+        <w:jc w:val="center"/>
+        <w:tblLayout w:type="fixed"/>
+        <w:tblLook w:firstColumn="1" w:firstRow="1" w:lastColumn="0" w:lastRow="0" w:noHBand="0" w:noVBand="1" w:val="04A0"/>
+        <w:tblBorders>
+          <w:top w:val="single" w:sz="6" w:space="0" w:color="777777"/>
+          <w:left w:val="single" w:sz="6" w:space="0" w:color="777777"/>
+          <w:bottom w:val="single" w:sz="6" w:space="0" w:color="777777"/>
+          <w:right w:val="single" w:sz="6" w:space="0" w:color="777777"/>
+          <w:insideH w:val="single" w:sz="6" w:space="0" w:color="777777"/>
+          <w:insideV w:val="single" w:sz="6" w:space="0" w:color="777777"/>
+        </w:tblBorders>
+        <w:tblLayout w:type="fixed"/>
+      </w:tblPr>
+      <w:tblGrid>
+        <w:gridCol w:w="5400"/>
+        <w:gridCol w:w="5400"/>
+      </w:tblGrid>
+      <w:tr>
+        <w:tc>
+          <w:tcPr>
+            <w:tcW w:type="dxa" w:w="4104"/>
+            <w:vAlign w:val="center"/>
+            <w:shd w:fill="EAEAEA"/>
+          </w:tcPr>
+          <w:p>
+            <w:pPr>
+              <w:spacing w:after="0" w:line="240" w:lineRule="auto"/>
+              <w:jc w:val="left"/>
+            </w:pPr>
+            <w:r/>
+            <w:r>
+              <w:rPr>
+                <w:rFonts w:ascii="Times New Roman" w:hAnsi="Times New Roman" w:eastAsia="Times New Roman"/>
+                <w:b/>
+                <w:sz w:val="18"/>
+              </w:rPr>
+              <w:t>1. Name of Applicant</w:t>
+            </w:r>
+          </w:p>
+        </w:tc>
+        <w:tc>
+          <w:tcPr>
+            <w:tcW w:type="dxa" w:w="8712"/>
+            <w:vAlign w:val="center"/>
+          </w:tcPr>
+          <w:p>
+            <w:pPr>
+              <w:spacing w:after="0" w:line="240" w:lineRule="auto"/>
+              <w:jc w:val="left"/>
+            </w:pPr>
+            <w:r/>
+            <w:r>
+              <w:rPr>
+                <w:rFonts w:ascii="Times New Roman" w:hAnsi="Times New Roman" w:eastAsia="Times New Roman"/>
+                <w:b w:val="0"/>
+                <w:sz w:val="18"/>
+              </w:rPr>
+              <w:t>{applicantName}</w:t>
+            </w:r>
+          </w:p>
+        </w:tc>
+      </w:tr>
+      <w:tr>
+        <w:tc>
+          <w:tcPr>
+            <w:tcW w:type="dxa" w:w="4104"/>
+            <w:vAlign w:val="center"/>
+            <w:shd w:fill="EAEAEA"/>
+          </w:tcPr>
+          <w:p>
+            <w:pPr>
+              <w:spacing w:after="0" w:line="240" w:lineRule="auto"/>
+              <w:jc w:val="left"/>
+            </w:pPr>
+            <w:r/>
+            <w:r>
+              <w:rPr>
+                <w:rFonts w:ascii="Times New Roman" w:hAnsi="Times New Roman" w:eastAsia="Times New Roman"/>
+                <w:b/>
+                <w:sz w:val="18"/>
+              </w:rPr>
+              <w:t>2. Nature and constitution of manufacturer</w:t>
+              <w:br/>
+              <w:t>(i.e. proprietorship, partnership including Limited Liability Partnership, private or public company, society, trust, other to be specified)</w:t>
+            </w:r>
+          </w:p>
+        </w:tc>
+        <w:tc>
+          <w:tcPr>
+            <w:tcW w:type="dxa" w:w="8712"/>
+            <w:vAlign w:val="center"/>
+          </w:tcPr>
+          <w:p>
+            <w:pPr>
+              <w:spacing w:after="0" w:line="240" w:lineRule="auto"/>
+              <w:jc w:val="left"/>
+            </w:pPr>
+            <w:r/>
+            <w:r>
+              <w:rPr>
+                <w:rFonts w:ascii="Times New Roman" w:hAnsi="Times New Roman" w:eastAsia="Times New Roman"/>
+                <w:b w:val="0"/>
+                <w:sz w:val="18"/>
+              </w:rPr>
+              <w:t>{bodyConstitution}</w:t>
+            </w:r>
+          </w:p>
+        </w:tc>
+      </w:tr>
+      <w:tr>
+        <w:tc>
+          <w:tcPr>
+            <w:tcW w:type="dxa" w:w="4104"/>
+            <w:vAlign w:val="center"/>
+            <w:shd w:fill="EAEAEA"/>
+          </w:tcPr>
+          <w:p>
+            <w:pPr>
+              <w:spacing w:after="0" w:line="240" w:lineRule="auto"/>
+              <w:jc w:val="left"/>
+            </w:pPr>
+            <w:r/>
+            <w:r>
+              <w:rPr>
+                <w:rFonts w:ascii="Times New Roman" w:hAnsi="Times New Roman" w:eastAsia="Times New Roman"/>
+                <w:b/>
+                <w:sz w:val="18"/>
+              </w:rPr>
+              <w:t>3(i). Corporate / registered office address including telephone number, mobile number, fax number and e-mail id:</w:t>
+            </w:r>
+          </w:p>
+        </w:tc>
+        <w:tc>
+          <w:tcPr>
+            <w:tcW w:type="dxa" w:w="8712"/>
+            <w:vAlign w:val="center"/>
+          </w:tcPr>
+          <w:p>
+            <w:pPr>
+              <w:spacing w:after="0" w:line="240" w:lineRule="auto"/>
+              <w:jc w:val="left"/>
+            </w:pPr>
+            <w:r/>
+            <w:r>
+              <w:rPr>
+                <w:rFonts w:ascii="Times New Roman" w:hAnsi="Times New Roman" w:eastAsia="Times New Roman"/>
+                <w:b w:val="0"/>
+                <w:sz w:val="18"/>
+              </w:rPr>
+              <w:t>{registeredOfficeContactDetails}</w:t>
+            </w:r>
+          </w:p>
+        </w:tc>
+      </w:tr>
+      <w:tr>
+        <w:tc>
+          <w:tcPr>
+            <w:tcW w:type="dxa" w:w="4104"/>
+            <w:vAlign w:val="center"/>
+            <w:shd w:fill="EAEAEA"/>
+          </w:tcPr>
+          <w:p>
+            <w:pPr>
+              <w:spacing w:after="0" w:line="240" w:lineRule="auto"/>
+              <w:jc w:val="left"/>
+            </w:pPr>
+            <w:r/>
+            <w:r>
+              <w:rPr>
+                <w:rFonts w:ascii="Times New Roman" w:hAnsi="Times New Roman" w:eastAsia="Times New Roman"/>
+                <w:b/>
+                <w:sz w:val="18"/>
+              </w:rPr>
+              <w:t>3(ii). Manufacturing site address including telephone number, mobile number, fax number and e-mail id:</w:t>
+            </w:r>
+          </w:p>
+        </w:tc>
+        <w:tc>
+          <w:tcPr>
+            <w:tcW w:type="dxa" w:w="8712"/>
+            <w:vAlign w:val="center"/>
+          </w:tcPr>
+          <w:p>
+            <w:pPr>
+              <w:spacing w:after="0" w:line="240" w:lineRule="auto"/>
+              <w:jc w:val="left"/>
+            </w:pPr>
+            <w:r/>
+            <w:r>
+              <w:rPr>
+                <w:rFonts w:ascii="Times New Roman" w:hAnsi="Times New Roman" w:eastAsia="Times New Roman"/>
+                <w:b w:val="0"/>
+                <w:sz w:val="18"/>
+              </w:rPr>
+              <w:t>{manufacturingSiteContactDetails}</w:t>
+            </w:r>
+          </w:p>
+        </w:tc>
+      </w:tr>
+      <w:tr>
+        <w:tc>
+          <w:tcPr>
+            <w:tcW w:type="dxa" w:w="4104"/>
+            <w:vAlign w:val="center"/>
+            <w:shd w:fill="EAEAEA"/>
+          </w:tcPr>
+          <w:p>
+            <w:pPr>
+              <w:spacing w:after="0" w:line="240" w:lineRule="auto"/>
+              <w:jc w:val="left"/>
+            </w:pPr>
+            <w:r/>
+            <w:r>
+              <w:rPr>
+                <w:rFonts w:ascii="Times New Roman" w:hAnsi="Times New Roman" w:eastAsia="Times New Roman"/>
+                <w:b/>
+                <w:sz w:val="18"/>
+              </w:rPr>
+              <w:t>3(iii). Address for correspondence:</w:t>
+              <w:br/>
+              <w:t>[corporate office / manufacturing site]</w:t>
+            </w:r>
+          </w:p>
+        </w:tc>
+        <w:tc>
+          <w:tcPr>
+            <w:tcW w:type="dxa" w:w="8712"/>
+            <w:vAlign w:val="center"/>
+          </w:tcPr>
+          <w:p>
+            <w:pPr>
+              <w:spacing w:after="0" w:line="240" w:lineRule="auto"/>
+              <w:jc w:val="left"/>
+            </w:pPr>
+            <w:r/>
+            <w:r>
+              <w:rPr>
+                <w:rFonts w:ascii="Times New Roman" w:hAnsi="Times New Roman" w:eastAsia="Times New Roman"/>
+                <w:b w:val="0"/>
+                <w:sz w:val="18"/>
+              </w:rPr>
+              <w:t>{correspondenceAddress}</w:t>
+            </w:r>
+          </w:p>
+        </w:tc>
+      </w:tr>
+      <w:tr>
+        <w:tc>
+          <w:tcPr>
+            <w:tcW w:type="dxa" w:w="4104"/>
+            <w:vAlign w:val="center"/>
+            <w:shd w:fill="EAEAEA"/>
+          </w:tcPr>
+          <w:p>
+            <w:pPr>
+              <w:spacing w:after="0" w:line="240" w:lineRule="auto"/>
+              <w:jc w:val="left"/>
+            </w:pPr>
+            <w:r/>
+            <w:r>
+              <w:rPr>
+                <w:rFonts w:ascii="Times New Roman" w:hAnsi="Times New Roman" w:eastAsia="Times New Roman"/>
+                <w:b/>
+                <w:sz w:val="18"/>
+              </w:rPr>
+              <w:t>4. Details of medical device(s) to be manufactured [Annexed]:</w:t>
+            </w:r>
+          </w:p>
+        </w:tc>
+        <w:tc>
+          <w:tcPr>
+            <w:tcW w:type="dxa" w:w="8712"/>
+            <w:vAlign w:val="center"/>
+          </w:tcPr>
+          <w:p>
+            <w:pPr>
+              <w:spacing w:after="0" w:line="240" w:lineRule="auto"/>
+              <w:jc w:val="left"/>
+            </w:pPr>
+            <w:r/>
+            <w:r>
+              <w:rPr>
+                <w:rFonts w:ascii="Times New Roman" w:hAnsi="Times New Roman" w:eastAsia="Times New Roman"/>
+                <w:b w:val="0"/>
+                <w:sz w:val="18"/>
+              </w:rPr>
+              <w:t>Annexed</w:t>
+            </w:r>
+          </w:p>
+        </w:tc>
+      </w:tr>
+      <w:tr>
+        <w:tc>
+          <w:tcPr>
+            <w:tcW w:type="dxa" w:w="4104"/>
+            <w:vAlign w:val="center"/>
+            <w:shd w:fill="EAEAEA"/>
+          </w:tcPr>
+          <w:p>
+            <w:pPr>
+              <w:spacing w:after="0" w:line="240" w:lineRule="auto"/>
+              <w:jc w:val="left"/>
+            </w:pPr>
+            <w:r/>
+            <w:r>
+              <w:rPr>
+                <w:rFonts w:ascii="Times New Roman" w:hAnsi="Times New Roman" w:eastAsia="Times New Roman"/>
+                <w:b/>
+                <w:sz w:val="18"/>
+              </w:rPr>
+              <w:t>5. Whether substantial equivalence to a predicate device is claimed: (Yes / No)</w:t>
+            </w:r>
+          </w:p>
+        </w:tc>
+        <w:tc>
+          <w:tcPr>
+            <w:tcW w:type="dxa" w:w="8712"/>
+            <w:vAlign w:val="center"/>
+          </w:tcPr>
+          <w:p>
+            <w:pPr>
+              <w:spacing w:after="0" w:line="240" w:lineRule="auto"/>
+              <w:jc w:val="left"/>
+            </w:pPr>
+            <w:r/>
+            <w:r>
+              <w:rPr>
+                <w:rFonts w:ascii="Times New Roman" w:hAnsi="Times New Roman" w:eastAsia="Times New Roman"/>
+                <w:b w:val="0"/>
+                <w:sz w:val="18"/>
+              </w:rPr>
+              <w:t>{substantialEquivalenceClaimed}</w:t>
+            </w:r>
+          </w:p>
+        </w:tc>
+      </w:tr>
+      <w:tr>
+        <w:tc>
+          <w:tcPr>
+            <w:tcW w:type="dxa" w:w="4104"/>
+            <w:vAlign w:val="center"/>
+            <w:shd w:fill="EAEAEA"/>
+          </w:tcPr>
+          <w:p>
+            <w:pPr>
+              <w:spacing w:after="0" w:line="240" w:lineRule="auto"/>
+              <w:jc w:val="left"/>
+            </w:pPr>
+            <w:r/>
+            <w:r>
+              <w:rPr>
+                <w:rFonts w:ascii="Times New Roman" w:hAnsi="Times New Roman" w:eastAsia="Times New Roman"/>
+                <w:b/>
+                <w:sz w:val="18"/>
+              </w:rPr>
+              <w:t>6. Fee paid</w:t>
+            </w:r>
+          </w:p>
+        </w:tc>
+        <w:tc>
+          <w:tcPr>
+            <w:tcW w:type="dxa" w:w="8712"/>
+            <w:vAlign w:val="center"/>
+          </w:tcPr>
+          <w:p>
+            <w:pPr>
+              <w:spacing w:after="0" w:line="240" w:lineRule="auto"/>
+              <w:jc w:val="left"/>
+            </w:pPr>
+            <w:r/>
+            <w:r>
+              <w:rPr>
+                <w:rFonts w:ascii="Times New Roman" w:hAnsi="Times New Roman" w:eastAsia="Times New Roman"/>
+                <w:b w:val="0"/>
+                <w:sz w:val="18"/>
+              </w:rPr>
+              <w:t>Paid on: {feePaidDate}</w:t>
+              <w:br/>
+              <w:t>Amount (Rs): {feeAmount}</w:t>
+              <w:br/>
+              <w:t>Receipt / challan / transaction ID: {feeReferenceNumber}</w:t>
+            </w:r>
+          </w:p>
+        </w:tc>
+      </w:tr>
+    </w:tbl>
+    <w:p>
+      <w:pPr>
+        <w:spacing w:after="40" w:line="240" w:lineRule="auto"/>
+      </w:pPr>
       <w:r>
         <w:rPr>
-          <w:rFonts w:ascii="Times New Roman" w:hAnsi="Times New Roman" w:cs="Times New Roman"/>
-          <w:b/>
-          <w:i w:val="0"/>
-          <w:vanish w:val="0"/>
-          <w:color w:val="000000"/>
-          <w:sz w:val="21"/>
+          <w:rFonts w:ascii="Times New Roman" w:hAnsi="Times New Roman" w:eastAsia="Times New Roman"/>
+          <w:b w:val="0"/>
+          <w:sz w:val="20"/>
         </w:rPr>
+        <w:t>7. I have enclosed the documents as specified in the Fourth Schedule of Medical Devices Rules, 2017.</w:t>
       </w:r>
     </w:p>
     <w:p>
       <w:pPr>
-        <w:keepNext w:val="0"/>
-        <w:keepLines w:val="0"/>
-        <w:spacing w:before="0" w:after="140" w:line="259" w:lineRule="auto"/>
+        <w:spacing w:after="20" w:line="240" w:lineRule="auto"/>
       </w:pPr>
       <w:r>
         <w:rPr>
-          <w:rFonts w:ascii="Times New Roman" w:hAnsi="Times New Roman" w:cs="Times New Roman"/>
+          <w:rFonts w:ascii="Times New Roman" w:hAnsi="Times New Roman" w:eastAsia="Times New Roman"/>
           <w:b/>
-          <w:i w:val="0"/>
-          <w:vanish w:val="0"/>
-          <w:color w:val="000000"/>
           <w:sz w:val="20"/>
         </w:rPr>
-        <w:t>Reference: Form MD-8 under the Medical Devices Rules, 2017.</w:t>
-      </w:r>
-      <w:r>
-        <w:rPr>
-          <w:rFonts w:ascii="Times New Roman" w:hAnsi="Times New Roman" w:cs="Times New Roman"/>
-          <w:b/>
-          <w:i w:val="0"/>
-          <w:vanish w:val="0"/>
-          <w:color w:val="000000"/>
-          <w:sz w:val="20"/>
-        </w:rPr>
+        <w:t>8. I hereby state and undertake that:</w:t>
       </w:r>
     </w:p>
     <w:p>
       <w:pPr>
-        <w:keepNext w:val="0"/>
-        <w:keepLines w:val="0"/>
-        <w:spacing w:before="0" w:after="120" w:line="269" w:lineRule="auto"/>
-        <w:jc w:val="left"/>
+        <w:spacing w:after="0" w:line="240" w:lineRule="auto"/>
+        <w:ind w:left="216"/>
       </w:pPr>
       <w:r>
         <w:rPr>
-          <w:rFonts w:ascii="Times New Roman" w:hAnsi="Times New Roman" w:cs="Times New Roman"/>
+          <w:rFonts w:ascii="Times New Roman" w:hAnsi="Times New Roman" w:eastAsia="Times New Roman"/>
           <w:b w:val="0"/>
-          <w:i w:val="0"/>
-          <w:vanish w:val="0"/>
-          <w:color w:val="000000"/>
-          <w:sz w:val="21"/>
+          <w:sz w:val="19"/>
         </w:rPr>
-        <w:t>Sir/Madam,</w:t>
+        <w:t>(i) the manufacturing site is ready for audit or shall be ready for audit on {auditReadinessDate}, in accordance with the requirements of the Medical Devices Rules, 2017.</w:t>
       </w:r>
     </w:p>
     <w:p>
       <w:pPr>
-        <w:keepNext w:val="0"/>
-        <w:keepLines w:val="0"/>
-        <w:spacing w:before="0" w:after="140" w:line="269" w:lineRule="auto"/>
-        <w:jc w:val="left"/>
+        <w:spacing w:after="0" w:line="240" w:lineRule="auto"/>
+        <w:ind w:left="216"/>
+        <w:jc w:val="both"/>
       </w:pPr>
       <w:r>
         <w:rPr>
-          <w:rFonts w:ascii="Times New Roman" w:hAnsi="Times New Roman" w:cs="Times New Roman"/>
-          <w:b w:val="0"/>
-          <w:i w:val="0"/>
-          <w:vanish w:val="0"/>
-          <w:color w:val="000000"/>
-          <w:sz w:val="21"/>
+          <w:rFonts w:ascii="Times New Roman" w:hAnsi="Times New Roman" w:eastAsia="Times New Roman"/>
+          <w:sz w:val="19"/>
         </w:rPr>
-        <w:t>We, {applicantName}, hereby submit the application in Form MD-8 for grant of a loan licence to manufacture for sale or distribution of the Class C / Class D medical device(s) listed in the accompanying annexure. The manufacturing site identified in the application is {manufacturingSiteAddress}.</w:t>
+        <w:t>(ii) I shall comply with all the provisions of the Drugs and Cosmetics Act, 1940 (23 of 1940) and the Medical Devices Rules, 2017.</w:t>
       </w:r>
     </w:p>
+    <w:tbl>
+      <w:tblPr>
+        <w:tblW w:type="auto" w:w="0"/>
+        <w:jc w:val="center"/>
+        <w:tblLayout w:type="fixed"/>
+        <w:tblLook w:firstColumn="1" w:firstRow="1" w:lastColumn="0" w:lastRow="0" w:noHBand="0" w:noVBand="1" w:val="04A0"/>
+      </w:tblPr>
+      <w:tblGrid>
+        <w:gridCol w:w="5400"/>
+        <w:gridCol w:w="5400"/>
+      </w:tblGrid>
+      <w:tr>
+        <w:tc>
+          <w:tcPr>
+            <w:tcW w:type="dxa" w:w="6408"/>
+            <w:tcBorders>
+              <w:top w:val="nil"/>
+              <w:left w:val="nil"/>
+              <w:bottom w:val="nil"/>
+              <w:right w:val="nil"/>
+              <w:insideH w:val="nil"/>
+              <w:insideV w:val="nil"/>
+            </w:tcBorders>
+            <w:vAlign w:val="center"/>
+          </w:tcPr>
+          <w:p>
+            <w:pPr>
+              <w:spacing w:after="0" w:line="240" w:lineRule="auto"/>
+              <w:jc w:val="left"/>
+            </w:pPr>
+            <w:r/>
+            <w:r>
+              <w:rPr>
+                <w:rFonts w:ascii="Times New Roman" w:hAnsi="Times New Roman" w:eastAsia="Times New Roman"/>
+                <w:b w:val="0"/>
+                <w:sz w:val="19"/>
+              </w:rPr>
+              <w:t>Place: {applicationPlace}</w:t>
+            </w:r>
+          </w:p>
+        </w:tc>
+        <w:tc>
+          <w:tcPr>
+            <w:tcW w:type="dxa" w:w="6408"/>
+            <w:tcBorders>
+              <w:top w:val="nil"/>
+              <w:left w:val="nil"/>
+              <w:bottom w:val="nil"/>
+              <w:right w:val="nil"/>
+              <w:insideH w:val="nil"/>
+              <w:insideV w:val="nil"/>
+            </w:tcBorders>
+            <w:vAlign w:val="center"/>
+          </w:tcPr>
+          <w:p>
+            <w:pPr>
+              <w:spacing w:after="0" w:line="240" w:lineRule="auto"/>
+              <w:jc w:val="center"/>
+            </w:pPr>
+            <w:r/>
+            <w:r>
+              <w:rPr>
+                <w:rFonts w:ascii="Times New Roman" w:hAnsi="Times New Roman" w:eastAsia="Times New Roman"/>
+                <w:b w:val="0"/>
+                <w:sz w:val="19"/>
+              </w:rPr>
+              <w:t>Signature: ______________________________</w:t>
+            </w:r>
+          </w:p>
+        </w:tc>
+      </w:tr>
+      <w:tr>
+        <w:tc>
+          <w:tcPr>
+            <w:tcW w:type="dxa" w:w="6408"/>
+            <w:tcBorders>
+              <w:top w:val="nil"/>
+              <w:left w:val="nil"/>
+              <w:bottom w:val="nil"/>
+              <w:right w:val="nil"/>
+              <w:insideH w:val="nil"/>
+              <w:insideV w:val="nil"/>
+            </w:tcBorders>
+            <w:vAlign w:val="center"/>
+          </w:tcPr>
+          <w:p>
+            <w:pPr>
+              <w:spacing w:after="0" w:line="240" w:lineRule="auto"/>
+              <w:jc w:val="left"/>
+            </w:pPr>
+            <w:r/>
+            <w:r>
+              <w:rPr>
+                <w:rFonts w:ascii="Times New Roman" w:hAnsi="Times New Roman" w:eastAsia="Times New Roman"/>
+                <w:b w:val="0"/>
+                <w:sz w:val="19"/>
+              </w:rPr>
+              <w:t>Date: {applicationDate}</w:t>
+            </w:r>
+          </w:p>
+        </w:tc>
+        <w:tc>
+          <w:tcPr>
+            <w:tcW w:type="dxa" w:w="6408"/>
+            <w:tcBorders>
+              <w:top w:val="nil"/>
+              <w:left w:val="nil"/>
+              <w:bottom w:val="nil"/>
+              <w:right w:val="nil"/>
+              <w:insideH w:val="nil"/>
+              <w:insideV w:val="nil"/>
+            </w:tcBorders>
+            <w:vAlign w:val="center"/>
+          </w:tcPr>
+          <w:p>
+            <w:pPr>
+              <w:spacing w:after="0" w:line="240" w:lineRule="auto"/>
+              <w:jc w:val="center"/>
+            </w:pPr>
+            <w:r/>
+            <w:r>
+              <w:rPr>
+                <w:rFonts w:ascii="Times New Roman" w:hAnsi="Times New Roman" w:eastAsia="Times New Roman"/>
+                <w:b w:val="0"/>
+                <w:sz w:val="19"/>
+              </w:rPr>
+              <w:t>{designatedPersonName}</w:t>
+            </w:r>
+          </w:p>
+        </w:tc>
+      </w:tr>
+      <w:tr>
+        <w:tc>
+          <w:tcPr>
+            <w:tcW w:type="dxa" w:w="6408"/>
+            <w:tcBorders>
+              <w:top w:val="nil"/>
+              <w:left w:val="nil"/>
+              <w:bottom w:val="nil"/>
+              <w:right w:val="nil"/>
+              <w:insideH w:val="nil"/>
+              <w:insideV w:val="nil"/>
+            </w:tcBorders>
+            <w:vAlign w:val="center"/>
+          </w:tcPr>
+          <w:p>
+            <w:pPr>
+              <w:spacing w:after="0" w:line="240" w:lineRule="auto"/>
+              <w:jc w:val="left"/>
+            </w:pPr>
+            <w:r/>
+            <w:r>
+              <w:rPr>
+                <w:rFonts w:ascii="Times New Roman" w:hAnsi="Times New Roman" w:eastAsia="Times New Roman"/>
+                <w:b w:val="0"/>
+                <w:sz w:val="19"/>
+              </w:rPr>
+            </w:r>
+          </w:p>
+        </w:tc>
+        <w:tc>
+          <w:tcPr>
+            <w:tcW w:type="dxa" w:w="6408"/>
+            <w:tcBorders>
+              <w:top w:val="nil"/>
+              <w:left w:val="nil"/>
+              <w:bottom w:val="nil"/>
+              <w:right w:val="nil"/>
+              <w:insideH w:val="nil"/>
+              <w:insideV w:val="nil"/>
+            </w:tcBorders>
+            <w:vAlign w:val="center"/>
+          </w:tcPr>
+          <w:p>
+            <w:pPr>
+              <w:spacing w:after="0" w:line="240" w:lineRule="auto"/>
+              <w:jc w:val="center"/>
+            </w:pPr>
+            <w:r/>
+            <w:r>
+              <w:rPr>
+                <w:rFonts w:ascii="Times New Roman" w:hAnsi="Times New Roman" w:eastAsia="Times New Roman"/>
+                <w:b w:val="0"/>
+                <w:sz w:val="19"/>
+              </w:rPr>
+              <w:t>{designatedPersonDesignation} | {applicantName}</w:t>
+            </w:r>
+          </w:p>
+        </w:tc>
+      </w:tr>
+      <w:tr>
+        <w:tc>
+          <w:tcPr>
+            <w:tcW w:type="dxa" w:w="6408"/>
+            <w:tcBorders>
+              <w:top w:val="nil"/>
+              <w:left w:val="nil"/>
+              <w:bottom w:val="nil"/>
+              <w:right w:val="nil"/>
+              <w:insideH w:val="nil"/>
+              <w:insideV w:val="nil"/>
+            </w:tcBorders>
+            <w:vAlign w:val="center"/>
+          </w:tcPr>
+          <w:p>
+            <w:pPr>
+              <w:spacing w:after="0" w:line="240" w:lineRule="auto"/>
+              <w:jc w:val="left"/>
+            </w:pPr>
+            <w:r/>
+            <w:r>
+              <w:rPr>
+                <w:rFonts w:ascii="Times New Roman" w:hAnsi="Times New Roman" w:eastAsia="Times New Roman"/>
+                <w:b w:val="0"/>
+                <w:sz w:val="19"/>
+              </w:rPr>
+            </w:r>
+          </w:p>
+        </w:tc>
+        <w:tc>
+          <w:tcPr>
+            <w:tcW w:type="dxa" w:w="6408"/>
+            <w:tcBorders>
+              <w:top w:val="nil"/>
+              <w:left w:val="nil"/>
+              <w:bottom w:val="nil"/>
+              <w:right w:val="nil"/>
+              <w:insideH w:val="nil"/>
+              <w:insideV w:val="nil"/>
+            </w:tcBorders>
+            <w:vAlign w:val="center"/>
+          </w:tcPr>
+          <w:p>
+            <w:pPr>
+              <w:spacing w:after="0" w:line="240" w:lineRule="auto"/>
+              <w:jc w:val="center"/>
+            </w:pPr>
+            <w:r/>
+            <w:r>
+              <w:rPr>
+                <w:rFonts w:ascii="Times New Roman" w:hAnsi="Times New Roman" w:eastAsia="Times New Roman"/>
+                <w:b w:val="0"/>
+                <w:sz w:val="19"/>
+              </w:rPr>
+              <w:t>[To be signed digitally]</w:t>
+            </w:r>
+          </w:p>
+        </w:tc>
+      </w:tr>
+    </w:tbl>
     <w:p>
       <w:pPr>
-        <w:keepNext w:val="0"/>
-        <w:keepLines w:val="0"/>
-        <w:spacing w:before="0" w:after="140" w:line="269" w:lineRule="auto"/>
-        <w:jc w:val="left"/>
+        <w:spacing w:after="40" w:line="240" w:lineRule="auto"/>
+        <w:jc w:val="center"/>
       </w:pPr>
       <w:r>
         <w:rPr>
-          <w:rFonts w:ascii="Times New Roman" w:hAnsi="Times New Roman" w:cs="Times New Roman"/>
-          <w:b w:val="0"/>
-          <w:i w:val="0"/>
-          <w:vanish w:val="0"/>
-          <w:color w:val="000000"/>
+          <w:rFonts w:ascii="Times New Roman" w:hAnsi="Times New Roman" w:eastAsia="Times New Roman"/>
+          <w:b/>
           <w:sz w:val="21"/>
         </w:rPr>
-        <w:t>The device scope proposed for manufacture is {deviceScopeSummary}. The device(s) are proposed as Class {deviceClass}, and substantial equivalence to a predicate device is claimed: {substantialEquivalenceClaimed}.</w:t>
+        <w:t>Annexure:</w:t>
       </w:r>
     </w:p>
-    <w:p>
-      <w:pPr>
-        <w:keepNext w:val="0"/>
-        <w:keepLines w:val="0"/>
-        <w:spacing w:before="0" w:after="140" w:line="269" w:lineRule="auto"/>
-        <w:jc w:val="left"/>
-      </w:pPr>
-      <w:r>
-        <w:rPr>
-          <w:rFonts w:ascii="Times New Roman" w:hAnsi="Times New Roman" w:cs="Times New Roman"/>
-          <w:b w:val="0"/>
-          <w:i w:val="0"/>
-          <w:vanish w:val="0"/>
-          <w:color w:val="000000"/>
-          <w:sz w:val="21"/>
-        </w:rPr>
-        <w:t>The prescribed fee has been paid under reference {feeReferenceNumber}. The application includes Form MD-8, the device details annexure and the applicable documents required under the Fourth Schedule of the Medical Devices Rules, 2017.</w:t>
-      </w:r>
-    </w:p>
-    <w:p>
-      <w:pPr>
-        <w:keepNext w:val="0"/>
-        <w:keepLines w:val="0"/>
-        <w:spacing w:before="0" w:after="140" w:line="269" w:lineRule="auto"/>
-        <w:jc w:val="left"/>
-      </w:pPr>
-      <w:r>
-        <w:rPr>
-          <w:rFonts w:ascii="Times New Roman" w:hAnsi="Times New Roman" w:cs="Times New Roman"/>
-          <w:b w:val="0"/>
-          <w:i w:val="0"/>
-          <w:vanish w:val="0"/>
-          <w:color w:val="000000"/>
-          <w:sz w:val="21"/>
-        </w:rPr>
-        <w:t>The applicant hereby confirms that the manufacturing site is ready for audit or shall be ready for audit in accordance with the requirements of the Medical Devices Rules, 2017, and undertakes to comply with the applicable provisions of the Drugs and Cosmetics Act, 1940 and the Medical Devices Rules, 2017.</w:t>
-      </w:r>
-    </w:p>
-    <w:p>
-      <w:pPr>
-        <w:keepNext w:val="0"/>
-        <w:keepLines w:val="0"/>
-        <w:spacing w:before="0" w:after="240" w:line="269" w:lineRule="auto"/>
-        <w:jc w:val="left"/>
-      </w:pPr>
-      <w:r>
-        <w:rPr>
-          <w:rFonts w:ascii="Times New Roman" w:hAnsi="Times New Roman" w:cs="Times New Roman"/>
-          <w:b w:val="0"/>
-          <w:i w:val="0"/>
-          <w:vanish w:val="0"/>
-          <w:color w:val="000000"/>
-          <w:sz w:val="21"/>
-        </w:rPr>
-        <w:t>We request the State Licensing Authority to review the application and grant the loan licence for the proposed Class C / Class D medical device(s).</w:t>
-      </w:r>
-    </w:p>
-    <w:p>
-      <w:pPr>
-        <w:keepNext w:val="0"/>
-        <w:keepLines w:val="0"/>
-        <w:spacing w:before="0" w:after="80" w:line="269" w:lineRule="auto"/>
-        <w:jc w:val="left"/>
-      </w:pPr>
-      <w:r>
-        <w:rPr>
-          <w:rFonts w:ascii="Times New Roman" w:hAnsi="Times New Roman" w:cs="Times New Roman"/>
-          <w:b w:val="0"/>
-          <w:i w:val="0"/>
-          <w:vanish w:val="0"/>
-          <w:color w:val="000000"/>
-          <w:sz w:val="21"/>
-        </w:rPr>
-        <w:t>Yours faithfully,</w:t>
-      </w:r>
-    </w:p>
-    <w:p>
-      <w:pPr>
-        <w:keepNext/>
-        <w:keepLines w:val="0"/>
-        <w:spacing w:before="0" w:after="20" w:line="252" w:lineRule="auto"/>
-        <w:jc w:val="right"/>
-      </w:pPr>
-      <w:r>
-        <w:rPr>
-          <w:rFonts w:ascii="Times New Roman" w:hAnsi="Times New Roman" w:cs="Times New Roman"/>
-          <w:b w:val="0"/>
-          <w:i w:val="0"/>
-          <w:vanish w:val="0"/>
-          <w:color w:val="000000"/>
-          <w:sz w:val="19"/>
-        </w:rPr>
-        <w:t>Signature: ______________________________</w:t>
-      </w:r>
-    </w:p>
-    <w:p>
-      <w:pPr>
-        <w:keepNext/>
-        <w:keepLines w:val="0"/>
-        <w:spacing w:before="0" w:after="0" w:line="252" w:lineRule="auto"/>
-        <w:jc w:val="right"/>
-      </w:pPr>
-      <w:r>
-        <w:rPr>
-          <w:rFonts w:ascii="Times New Roman" w:hAnsi="Times New Roman" w:cs="Times New Roman"/>
-          <w:b/>
-          <w:i w:val="0"/>
-          <w:vanish w:val="0"/>
-          <w:color w:val="000000"/>
-          <w:sz w:val="19"/>
-        </w:rPr>
-        <w:t>{designatedPersonName}</w:t>
-      </w:r>
-    </w:p>
-    <w:p>
-      <w:pPr>
-        <w:keepNext w:val="0"/>
-        <w:keepLines w:val="0"/>
-        <w:spacing w:before="0" w:after="0" w:line="252" w:lineRule="auto"/>
-        <w:jc w:val="right"/>
-      </w:pPr>
-      <w:r>
-        <w:rPr>
-          <w:rFonts w:ascii="Times New Roman" w:hAnsi="Times New Roman" w:cs="Times New Roman"/>
-          <w:b/>
-          <w:i w:val="0"/>
-          <w:vanish w:val="0"/>
-          <w:color w:val="000000"/>
-          <w:sz w:val="19"/>
-        </w:rPr>
-        <w:t>{designatedPersonDesignation} | {applicantName}</w:t>
-      </w:r>
-    </w:p>
-    <w:p>
-      <w:pPr>
-        <w:keepNext w:val="0"/>
-        <w:keepLines w:val="0"/>
-        <w:spacing w:before="0" w:after="0" w:line="259" w:lineRule="auto"/>
-      </w:pPr>
-      <w:r>
-        <w:rPr>
-          <w:rFonts w:ascii="Times New Roman" w:hAnsi="Times New Roman" w:cs="Times New Roman"/>
-          <w:b/>
-          <w:i w:val="0"/>
-          <w:vanish w:val="0"/>
-          <w:color w:val="000000"/>
-          <w:sz w:val="20"/>
-        </w:rPr>
-        <w:t>Place: {applicationPlace}</w:t>
-      </w:r>
-      <w:r>
-        <w:rPr>
-          <w:rFonts w:ascii="Times New Roman" w:hAnsi="Times New Roman" w:cs="Times New Roman"/>
-          <w:b w:val="0"/>
-          <w:i w:val="0"/>
-          <w:vanish w:val="0"/>
-          <w:color w:val="000000"/>
-          <w:sz w:val="20"/>
-        </w:rPr>
-      </w:r>
-    </w:p>
+    <w:tbl>
+      <w:tblPr>
+        <w:tblW w:type="auto" w:w="0"/>
+        <w:jc w:val="center"/>
+        <w:tblLayout w:type="fixed"/>
+        <w:tblLook w:firstColumn="1" w:firstRow="1" w:lastColumn="0" w:lastRow="0" w:noHBand="0" w:noVBand="1" w:val="04A0"/>
+        <w:tblBorders>
+          <w:top w:val="single" w:sz="6" w:space="0" w:color="777777"/>
+          <w:left w:val="single" w:sz="6" w:space="0" w:color="777777"/>
+          <w:bottom w:val="single" w:sz="6" w:space="0" w:color="777777"/>
+          <w:right w:val="single" w:sz="6" w:space="0" w:color="777777"/>
+          <w:insideH w:val="single" w:sz="6" w:space="0" w:color="777777"/>
+          <w:insideV w:val="single" w:sz="6" w:space="0" w:color="777777"/>
+        </w:tblBorders>
+        <w:tblLayout w:type="fixed"/>
+      </w:tblPr>
+      <w:tblGrid>
+        <w:gridCol w:w="1080"/>
+        <w:gridCol w:w="1080"/>
+        <w:gridCol w:w="1080"/>
+        <w:gridCol w:w="1080"/>
+        <w:gridCol w:w="1080"/>
+        <w:gridCol w:w="1080"/>
+        <w:gridCol w:w="1080"/>
+        <w:gridCol w:w="1080"/>
+        <w:gridCol w:w="1080"/>
+        <w:gridCol w:w="1080"/>
+      </w:tblGrid>
+      <w:tr>
+        <w:tc>
+          <w:tcPr>
+            <w:tcW w:type="dxa" w:w="720"/>
+            <w:vAlign w:val="center"/>
+            <w:shd w:fill="EAEAEA"/>
+          </w:tcPr>
+          <w:p>
+            <w:pPr>
+              <w:spacing w:after="0" w:line="240" w:lineRule="auto"/>
+              <w:jc w:val="center"/>
+            </w:pPr>
+            <w:r/>
+            <w:r>
+              <w:rPr>
+                <w:rFonts w:ascii="Times New Roman" w:hAnsi="Times New Roman" w:eastAsia="Times New Roman"/>
+                <w:b/>
+                <w:sz w:val="16"/>
+              </w:rPr>
+              <w:t>S.N.</w:t>
+            </w:r>
+          </w:p>
+        </w:tc>
+        <w:tc>
+          <w:tcPr>
+            <w:tcW w:type="dxa" w:w="1152"/>
+            <w:vAlign w:val="center"/>
+            <w:shd w:fill="EAEAEA"/>
+          </w:tcPr>
+          <w:p>
+            <w:pPr>
+              <w:spacing w:after="0" w:line="240" w:lineRule="auto"/>
+              <w:jc w:val="center"/>
+            </w:pPr>
+            <w:r/>
+            <w:r>
+              <w:rPr>
+                <w:rFonts w:ascii="Times New Roman" w:hAnsi="Times New Roman" w:eastAsia="Times New Roman"/>
+                <w:b/>
+                <w:sz w:val="16"/>
+              </w:rPr>
+              <w:t>Generic name</w:t>
+            </w:r>
+          </w:p>
+        </w:tc>
+        <w:tc>
+          <w:tcPr>
+            <w:tcW w:type="dxa" w:w="936"/>
+            <w:vAlign w:val="center"/>
+            <w:shd w:fill="EAEAEA"/>
+          </w:tcPr>
+          <w:p>
+            <w:pPr>
+              <w:spacing w:after="0" w:line="240" w:lineRule="auto"/>
+              <w:jc w:val="center"/>
+            </w:pPr>
+            <w:r/>
+            <w:r>
+              <w:rPr>
+                <w:rFonts w:ascii="Times New Roman" w:hAnsi="Times New Roman" w:eastAsia="Times New Roman"/>
+                <w:b/>
+                <w:sz w:val="16"/>
+              </w:rPr>
+              <w:t>Model No.</w:t>
+            </w:r>
+          </w:p>
+        </w:tc>
+        <w:tc>
+          <w:tcPr>
+            <w:tcW w:type="dxa" w:w="1296"/>
+            <w:vAlign w:val="center"/>
+            <w:shd w:fill="EAEAEA"/>
+          </w:tcPr>
+          <w:p>
+            <w:pPr>
+              <w:spacing w:after="0" w:line="240" w:lineRule="auto"/>
+              <w:jc w:val="center"/>
+            </w:pPr>
+            <w:r/>
+            <w:r>
+              <w:rPr>
+                <w:rFonts w:ascii="Times New Roman" w:hAnsi="Times New Roman" w:eastAsia="Times New Roman"/>
+                <w:b/>
+                <w:sz w:val="16"/>
+              </w:rPr>
+              <w:t>Intended use</w:t>
+            </w:r>
+          </w:p>
+        </w:tc>
+        <w:tc>
+          <w:tcPr>
+            <w:tcW w:type="dxa" w:w="1008"/>
+            <w:vAlign w:val="center"/>
+            <w:shd w:fill="EAEAEA"/>
+          </w:tcPr>
+          <w:p>
+            <w:pPr>
+              <w:spacing w:after="0" w:line="240" w:lineRule="auto"/>
+              <w:jc w:val="center"/>
+            </w:pPr>
+            <w:r/>
+            <w:r>
+              <w:rPr>
+                <w:rFonts w:ascii="Times New Roman" w:hAnsi="Times New Roman" w:eastAsia="Times New Roman"/>
+                <w:b/>
+                <w:sz w:val="16"/>
+              </w:rPr>
+              <w:t>Class of</w:t>
+              <w:br/>
+              <w:t>medical device</w:t>
+            </w:r>
+          </w:p>
+        </w:tc>
+        <w:tc>
+          <w:tcPr>
+            <w:tcW w:type="dxa" w:w="1440"/>
+            <w:vAlign w:val="center"/>
+            <w:shd w:fill="EAEAEA"/>
+          </w:tcPr>
+          <w:p>
+            <w:pPr>
+              <w:spacing w:after="0" w:line="240" w:lineRule="auto"/>
+              <w:jc w:val="center"/>
+            </w:pPr>
+            <w:r/>
+            <w:r>
+              <w:rPr>
+                <w:rFonts w:ascii="Times New Roman" w:hAnsi="Times New Roman" w:eastAsia="Times New Roman"/>
+                <w:b/>
+                <w:sz w:val="16"/>
+              </w:rPr>
+              <w:t>Material of</w:t>
+              <w:br/>
+              <w:t>construction</w:t>
+            </w:r>
+          </w:p>
+        </w:tc>
+        <w:tc>
+          <w:tcPr>
+            <w:tcW w:type="dxa" w:w="1080"/>
+            <w:vAlign w:val="center"/>
+            <w:shd w:fill="EAEAEA"/>
+          </w:tcPr>
+          <w:p>
+            <w:pPr>
+              <w:spacing w:after="0" w:line="240" w:lineRule="auto"/>
+              <w:jc w:val="center"/>
+            </w:pPr>
+            <w:r/>
+            <w:r>
+              <w:rPr>
+                <w:rFonts w:ascii="Times New Roman" w:hAnsi="Times New Roman" w:eastAsia="Times New Roman"/>
+                <w:b/>
+                <w:sz w:val="16"/>
+              </w:rPr>
+              <w:t>Dimension</w:t>
+              <w:br/>
+              <w:t>(if any)</w:t>
+            </w:r>
+          </w:p>
+        </w:tc>
+        <w:tc>
+          <w:tcPr>
+            <w:tcW w:type="dxa" w:w="864"/>
+            <w:vAlign w:val="center"/>
+            <w:shd w:fill="EAEAEA"/>
+          </w:tcPr>
+          <w:p>
+            <w:pPr>
+              <w:spacing w:after="0" w:line="240" w:lineRule="auto"/>
+              <w:jc w:val="center"/>
+            </w:pPr>
+            <w:r/>
+            <w:r>
+              <w:rPr>
+                <w:rFonts w:ascii="Times New Roman" w:hAnsi="Times New Roman" w:eastAsia="Times New Roman"/>
+                <w:b/>
+                <w:sz w:val="16"/>
+              </w:rPr>
+              <w:t>Shelf life</w:t>
+            </w:r>
+          </w:p>
+        </w:tc>
+        <w:tc>
+          <w:tcPr>
+            <w:tcW w:type="dxa" w:w="1080"/>
+            <w:vAlign w:val="center"/>
+            <w:shd w:fill="EAEAEA"/>
+          </w:tcPr>
+          <w:p>
+            <w:pPr>
+              <w:spacing w:after="0" w:line="240" w:lineRule="auto"/>
+              <w:jc w:val="center"/>
+            </w:pPr>
+            <w:r/>
+            <w:r>
+              <w:rPr>
+                <w:rFonts w:ascii="Times New Roman" w:hAnsi="Times New Roman" w:eastAsia="Times New Roman"/>
+                <w:b/>
+                <w:sz w:val="16"/>
+              </w:rPr>
+              <w:t>Sterile or</w:t>
+              <w:br/>
+              <w:t>Non sterile</w:t>
+            </w:r>
+          </w:p>
+        </w:tc>
+        <w:tc>
+          <w:tcPr>
+            <w:tcW w:type="dxa" w:w="2952"/>
+            <w:vAlign w:val="center"/>
+            <w:shd w:fill="EAEAEA"/>
+          </w:tcPr>
+          <w:p>
+            <w:pPr>
+              <w:spacing w:after="0" w:line="240" w:lineRule="auto"/>
+              <w:jc w:val="center"/>
+            </w:pPr>
+            <w:r/>
+            <w:r>
+              <w:rPr>
+                <w:rFonts w:ascii="Times New Roman" w:hAnsi="Times New Roman" w:eastAsia="Times New Roman"/>
+                <w:b/>
+                <w:sz w:val="16"/>
+              </w:rPr>
+              <w:t>Brand Name (if registered under the Trade Marks Act, 1999)</w:t>
+            </w:r>
+          </w:p>
+        </w:tc>
+      </w:tr>
+      <w:tr>
+        <w:tc>
+          <w:tcPr>
+            <w:tcW w:type="dxa" w:w="720"/>
+            <w:vAlign w:val="center"/>
+          </w:tcPr>
+          <w:p>
+            <w:pPr>
+              <w:spacing w:after="0" w:line="240" w:lineRule="auto"/>
+              <w:jc w:val="left"/>
+            </w:pPr>
+            <w:r/>
+            <w:r>
+              <w:rPr>
+                <w:rFonts w:ascii="Times New Roman" w:hAnsi="Times New Roman" w:eastAsia="Times New Roman"/>
+                <w:b w:val="0"/>
+                <w:sz w:val="16"/>
+              </w:rPr>
+              <w:t>{#devices}{slNo}</w:t>
+            </w:r>
+          </w:p>
+        </w:tc>
+        <w:tc>
+          <w:tcPr>
+            <w:tcW w:type="dxa" w:w="1152"/>
+            <w:vAlign w:val="center"/>
+          </w:tcPr>
+          <w:p>
+            <w:pPr>
+              <w:spacing w:after="0" w:line="240" w:lineRule="auto"/>
+              <w:jc w:val="left"/>
+            </w:pPr>
+            <w:r/>
+            <w:r>
+              <w:rPr>
+                <w:rFonts w:ascii="Times New Roman" w:hAnsi="Times New Roman" w:eastAsia="Times New Roman"/>
+                <w:b w:val="0"/>
+                <w:sz w:val="16"/>
+              </w:rPr>
+              <w:t>{genericName}</w:t>
+            </w:r>
+          </w:p>
+        </w:tc>
+        <w:tc>
+          <w:tcPr>
+            <w:tcW w:type="dxa" w:w="936"/>
+            <w:vAlign w:val="center"/>
+          </w:tcPr>
+          <w:p>
+            <w:pPr>
+              <w:spacing w:after="0" w:line="240" w:lineRule="auto"/>
+              <w:jc w:val="left"/>
+            </w:pPr>
+            <w:r/>
+            <w:r>
+              <w:rPr>
+                <w:rFonts w:ascii="Times New Roman" w:hAnsi="Times New Roman" w:eastAsia="Times New Roman"/>
+                <w:b w:val="0"/>
+                <w:sz w:val="16"/>
+              </w:rPr>
+              <w:t>{modelNumber}</w:t>
+            </w:r>
+          </w:p>
+        </w:tc>
+        <w:tc>
+          <w:tcPr>
+            <w:tcW w:type="dxa" w:w="1296"/>
+            <w:vAlign w:val="center"/>
+          </w:tcPr>
+          <w:p>
+            <w:pPr>
+              <w:spacing w:after="0" w:line="240" w:lineRule="auto"/>
+              <w:jc w:val="left"/>
+            </w:pPr>
+            <w:r/>
+            <w:r>
+              <w:rPr>
+                <w:rFonts w:ascii="Times New Roman" w:hAnsi="Times New Roman" w:eastAsia="Times New Roman"/>
+                <w:b w:val="0"/>
+                <w:sz w:val="16"/>
+              </w:rPr>
+              <w:t>{intendedUse}</w:t>
+            </w:r>
+          </w:p>
+        </w:tc>
+        <w:tc>
+          <w:tcPr>
+            <w:tcW w:type="dxa" w:w="1008"/>
+            <w:vAlign w:val="center"/>
+          </w:tcPr>
+          <w:p>
+            <w:pPr>
+              <w:spacing w:after="0" w:line="240" w:lineRule="auto"/>
+              <w:jc w:val="left"/>
+            </w:pPr>
+            <w:r/>
+            <w:r>
+              <w:rPr>
+                <w:rFonts w:ascii="Times New Roman" w:hAnsi="Times New Roman" w:eastAsia="Times New Roman"/>
+                <w:b w:val="0"/>
+                <w:sz w:val="16"/>
+              </w:rPr>
+              <w:t>{deviceClass}</w:t>
+            </w:r>
+          </w:p>
+        </w:tc>
+        <w:tc>
+          <w:tcPr>
+            <w:tcW w:type="dxa" w:w="1440"/>
+            <w:vAlign w:val="center"/>
+          </w:tcPr>
+          <w:p>
+            <w:pPr>
+              <w:spacing w:after="0" w:line="240" w:lineRule="auto"/>
+              <w:jc w:val="left"/>
+            </w:pPr>
+            <w:r/>
+            <w:r>
+              <w:rPr>
+                <w:rFonts w:ascii="Times New Roman" w:hAnsi="Times New Roman" w:eastAsia="Times New Roman"/>
+                <w:b w:val="0"/>
+                <w:sz w:val="16"/>
+              </w:rPr>
+              <w:t>{materialOfConstruction}</w:t>
+            </w:r>
+          </w:p>
+        </w:tc>
+        <w:tc>
+          <w:tcPr>
+            <w:tcW w:type="dxa" w:w="1080"/>
+            <w:vAlign w:val="center"/>
+          </w:tcPr>
+          <w:p>
+            <w:pPr>
+              <w:spacing w:after="0" w:line="240" w:lineRule="auto"/>
+              <w:jc w:val="left"/>
+            </w:pPr>
+            <w:r/>
+            <w:r>
+              <w:rPr>
+                <w:rFonts w:ascii="Times New Roman" w:hAnsi="Times New Roman" w:eastAsia="Times New Roman"/>
+                <w:b w:val="0"/>
+                <w:sz w:val="16"/>
+              </w:rPr>
+              <w:t>{dimension}</w:t>
+            </w:r>
+          </w:p>
+        </w:tc>
+        <w:tc>
+          <w:tcPr>
+            <w:tcW w:type="dxa" w:w="864"/>
+            <w:vAlign w:val="center"/>
+          </w:tcPr>
+          <w:p>
+            <w:pPr>
+              <w:spacing w:after="0" w:line="240" w:lineRule="auto"/>
+              <w:jc w:val="left"/>
+            </w:pPr>
+            <w:r/>
+            <w:r>
+              <w:rPr>
+                <w:rFonts w:ascii="Times New Roman" w:hAnsi="Times New Roman" w:eastAsia="Times New Roman"/>
+                <w:b w:val="0"/>
+                <w:sz w:val="16"/>
+              </w:rPr>
+              <w:t>{shelfLife}</w:t>
+            </w:r>
+          </w:p>
+        </w:tc>
+        <w:tc>
+          <w:tcPr>
+            <w:tcW w:type="dxa" w:w="1080"/>
+            <w:vAlign w:val="center"/>
+          </w:tcPr>
+          <w:p>
+            <w:pPr>
+              <w:spacing w:after="0" w:line="240" w:lineRule="auto"/>
+              <w:jc w:val="left"/>
+            </w:pPr>
+            <w:r/>
+            <w:r>
+              <w:rPr>
+                <w:rFonts w:ascii="Times New Roman" w:hAnsi="Times New Roman" w:eastAsia="Times New Roman"/>
+                <w:b w:val="0"/>
+                <w:sz w:val="16"/>
+              </w:rPr>
+              <w:t>{sterilityStatus}</w:t>
+            </w:r>
+          </w:p>
+        </w:tc>
+        <w:tc>
+          <w:tcPr>
+            <w:tcW w:type="dxa" w:w="2952"/>
+            <w:vAlign w:val="center"/>
+          </w:tcPr>
+          <w:p>
+            <w:pPr>
+              <w:spacing w:after="0" w:line="240" w:lineRule="auto"/>
+              <w:jc w:val="left"/>
+            </w:pPr>
+            <w:r/>
+            <w:r>
+              <w:rPr>
+                <w:rFonts w:ascii="Times New Roman" w:hAnsi="Times New Roman" w:eastAsia="Times New Roman"/>
+                <w:b w:val="0"/>
+                <w:sz w:val="16"/>
+              </w:rPr>
+              <w:t>{brandName}{/devices}</w:t>
+            </w:r>
+          </w:p>
+        </w:tc>
+      </w:tr>
+    </w:tbl>
     <w:sectPr>
-      <w:headerReference w:type="default" r:id="rId9"/>
-      <w:footerReference w:type="default" r:id="rId10"/>
-      <w:pgSz w:w="11906" w:h="16838"/>
-      <w:pgMar w:top="1440" w:right="1440" w:bottom="1247" w:left="1440" w:header="454" w:footer="454" w:gutter="0"/>
+      <w:pgSz w:w="12240" w:h="15840"/>
+      <w:pgMar w:top="504" w:right="720" w:bottom="504" w:left="720" w:header="720" w:footer="720" w:gutter="0"/>
       <w:cols w:space="720"/>
       <w:docGrid w:linePitch="360"/>
     </w:sectPr>
   </w:body>
 </w:document>
-</file>
-
-<file path=word/footer1.xml><?xml version="1.0" encoding="utf-8"?>
-<w:ftr xmlns:m="http://schemas.openxmlformats.org/officeDocument/2006/math" xmlns:mc="http://schemas.openxmlformats.org/markup-compatibility/2006" xmlns:mo="http://schemas.microsoft.com/office/mac/office/2008/main" xmlns:mv="urn:schemas-microsoft-com:mac:vml" xmlns:o="urn:schemas-microsoft-com:office:office" xmlns:r="http://schemas.openxmlformats.org/officeDocument/2006/relationships" xmlns:v="urn:schemas-microsoft-com:vml" xmlns:w10="urn:schemas-microsoft-com:office:word" xmlns:w14="http://schemas.microsoft.com/office/word/2010/wordml" xmlns:w="http://schemas.openxmlformats.org/wordprocessingml/2006/main" xmlns:wne="http://schemas.microsoft.com/office/word/2006/wordml" xmlns:wp14="http://schemas.microsoft.com/office/word/2010/wordprocessingDrawing" xmlns:wp="http://schemas.openxmlformats.org/drawingml/2006/wordprocessingDrawing" xmlns:wpc="http://schemas.microsoft.com/office/word/2010/wordprocessingCanvas" xmlns:wpg="http://schemas.microsoft.com/office/word/2010/wordprocessingGroup" xmlns:wpi="http://schemas.microsoft.com/office/word/2010/wordprocessingInk" xmlns:wps="http://schemas.microsoft.com/office/word/2010/wordprocessingShape" mc:Ignorable="w14 wp14">
-  <w:p>
-    <w:pPr>
-      <w:pStyle w:val="Footer"/>
-      <w:spacing w:before="0" w:after="0"/>
-      <w:jc w:val="center"/>
-    </w:pPr>
-    <w:r>
-      <w:rPr>
-        <w:rFonts w:ascii="Times New Roman" w:hAnsi="Times New Roman" w:cs="Times New Roman"/>
-        <w:b w:val="0"/>
-        <w:i w:val="0"/>
-        <w:vanish w:val="0"/>
-        <w:color w:val="666666"/>
-        <w:sz w:val="17"/>
-      </w:rPr>
-      <w:t xml:space="preserve">Page </w:t>
-      <w:fldChar w:fldCharType="begin"/>
-      <w:instrText xml:space="preserve"> PAGE </w:instrText>
-      <w:fldChar w:fldCharType="separate"/>
-      <w:t>1</w:t>
-      <w:fldChar w:fldCharType="end"/>
-    </w:r>
-  </w:p>
-</w:ftr>
-</file>
-
-<file path=word/header1.xml><?xml version="1.0" encoding="utf-8"?>
-<w:hdr xmlns:m="http://schemas.openxmlformats.org/officeDocument/2006/math" xmlns:mc="http://schemas.openxmlformats.org/markup-compatibility/2006" xmlns:mo="http://schemas.microsoft.com/office/mac/office/2008/main" xmlns:mv="urn:schemas-microsoft-com:mac:vml" xmlns:o="urn:schemas-microsoft-com:office:office" xmlns:r="http://schemas.openxmlformats.org/officeDocument/2006/relationships" xmlns:v="urn:schemas-microsoft-com:vml" xmlns:w10="urn:schemas-microsoft-com:office:word" xmlns:w14="http://schemas.microsoft.com/office/word/2010/wordml" xmlns:w="http://schemas.openxmlformats.org/wordprocessingml/2006/main" xmlns:wne="http://schemas.microsoft.com/office/word/2006/wordml" xmlns:wp14="http://schemas.microsoft.com/office/word/2010/wordprocessingDrawing" xmlns:wp="http://schemas.openxmlformats.org/drawingml/2006/wordprocessingDrawing" xmlns:wpc="http://schemas.microsoft.com/office/word/2010/wordprocessingCanvas" xmlns:wpg="http://schemas.microsoft.com/office/word/2010/wordprocessingGroup" xmlns:wpi="http://schemas.microsoft.com/office/word/2010/wordprocessingInk" xmlns:wps="http://schemas.microsoft.com/office/word/2010/wordprocessingShape" mc:Ignorable="w14 wp14">
-  <w:p>
-    <w:pPr>
-      <w:pStyle w:val="Header"/>
-      <w:spacing w:after="0"/>
-      <w:jc w:val="right"/>
-    </w:pPr>
-    <w:r>
-      <w:rPr>
-        <w:rFonts w:ascii="Times New Roman" w:hAnsi="Times New Roman" w:cs="Times New Roman"/>
-        <w:b w:val="0"/>
-        <w:i w:val="0"/>
-        <w:vanish w:val="0"/>
-        <w:color w:val="666666"/>
-        <w:sz w:val="16"/>
-      </w:rPr>
-      <w:t>MD-8 Loan Licence Class C / Class D Dossier</w:t>
-    </w:r>
-  </w:p>
-</w:hdr>
 </file>
 
 <file path=word/numbering.xml><?xml version="1.0" encoding="utf-8"?>
@@ -765,13 +1610,11 @@
     <w:qFormat/>
     <w:rsid w:val="00FC693F"/>
     <w:pPr>
-      <w:spacing w:before="0" w:after="80" w:line="259" w:lineRule="auto"/>
+      <w:spacing w:after="0" w:line="240" w:lineRule="auto"/>
     </w:pPr>
     <w:rPr>
-      <w:rFonts w:ascii="Times New Roman" w:hAnsi="Times New Roman" w:cs="Times New Roman"/>
-      <w:b w:val="0"/>
-      <w:color w:val="000000"/>
-      <w:sz w:val="21"/>
+      <w:rFonts w:ascii="Times New Roman" w:hAnsi="Times New Roman" w:eastAsia="Times New Roman"/>
+      <w:sz w:val="20"/>
     </w:rPr>
   </w:style>
   <w:style w:type="paragraph" w:styleId="Header">
@@ -829,15 +1672,15 @@
     <w:pPr>
       <w:keepNext/>
       <w:keepLines/>
-      <w:spacing w:before="240" w:after="100"/>
+      <w:spacing w:before="480" w:after="0"/>
       <w:outlineLvl w:val="0"/>
     </w:pPr>
     <w:rPr>
-      <w:rFonts w:asciiTheme="majorHAnsi" w:eastAsiaTheme="majorEastAsia" w:hAnsiTheme="majorHAnsi" w:cstheme="majorBidi" w:ascii="Times New Roman" w:hAnsi="Times New Roman" w:cs="Times New Roman"/>
+      <w:rFonts w:asciiTheme="majorHAnsi" w:eastAsiaTheme="majorEastAsia" w:hAnsiTheme="majorHAnsi" w:cstheme="majorBidi"/>
       <w:b/>
       <w:bCs/>
-      <w:color w:val="000000"/>
-      <w:sz w:val="26"/>
+      <w:color w:val="365F91" w:themeColor="accent1" w:themeShade="BF"/>
+      <w:sz w:val="28"/>
       <w:szCs w:val="28"/>
     </w:rPr>
   </w:style>
@@ -853,15 +1696,15 @@
     <w:pPr>
       <w:keepNext/>
       <w:keepLines/>
-      <w:spacing w:before="180" w:after="80"/>
+      <w:spacing w:before="200" w:after="0"/>
       <w:outlineLvl w:val="1"/>
     </w:pPr>
     <w:rPr>
-      <w:rFonts w:asciiTheme="majorHAnsi" w:eastAsiaTheme="majorEastAsia" w:hAnsiTheme="majorHAnsi" w:cstheme="majorBidi" w:ascii="Times New Roman" w:hAnsi="Times New Roman" w:cs="Times New Roman"/>
+      <w:rFonts w:asciiTheme="majorHAnsi" w:eastAsiaTheme="majorEastAsia" w:hAnsiTheme="majorHAnsi" w:cstheme="majorBidi"/>
       <w:b/>
       <w:bCs/>
-      <w:color w:val="000000"/>
-      <w:sz w:val="23"/>
+      <w:color w:val="4F81BD" w:themeColor="accent1"/>
+      <w:sz w:val="26"/>
       <w:szCs w:val="26"/>
     </w:rPr>
   </w:style>
@@ -877,15 +1720,14 @@
     <w:pPr>
       <w:keepNext/>
       <w:keepLines/>
-      <w:spacing w:before="140" w:after="60"/>
+      <w:spacing w:before="200" w:after="0"/>
       <w:outlineLvl w:val="2"/>
     </w:pPr>
     <w:rPr>
-      <w:rFonts w:asciiTheme="majorHAnsi" w:eastAsiaTheme="majorEastAsia" w:hAnsiTheme="majorHAnsi" w:cstheme="majorBidi" w:ascii="Times New Roman" w:hAnsi="Times New Roman" w:cs="Times New Roman"/>
+      <w:rFonts w:asciiTheme="majorHAnsi" w:eastAsiaTheme="majorEastAsia" w:hAnsiTheme="majorHAnsi" w:cstheme="majorBidi"/>
       <w:b/>
       <w:bCs/>
-      <w:color w:val="000000"/>
-      <w:sz w:val="21"/>
+      <w:color w:val="4F81BD" w:themeColor="accent1"/>
     </w:rPr>
   </w:style>
   <w:style w:type="paragraph" w:styleId="Heading4">
